--- a/templates/exercise-template-ex4.docx
+++ b/templates/exercise-template-ex4.docx
@@ -115,7 +115,7 @@
       <m:oMath>
         <m:r>
           <m:rPr>
-            <m:sty m:val="b"/>
+            <m:sty m:val="bi"/>
           </m:rPr>
           <m:t>r</m:t>
         </m:r>
@@ -203,7 +203,7 @@
       <m:oMath>
         <m:r>
           <m:rPr>
-            <m:sty m:val="b"/>
+            <m:sty m:val="bi"/>
           </m:rPr>
           <m:t>r</m:t>
         </m:r>
@@ -295,7 +295,7 @@
       <m:oMath>
         <m:r>
           <m:rPr>
-            <m:sty m:val="b"/>
+            <m:sty m:val="bi"/>
           </m:rPr>
           <m:t>v</m:t>
         </m:r>

--- a/templates/exercise-template-ex4.docx
+++ b/templates/exercise-template-ex4.docx
@@ -626,7 +626,7 @@
         <w:t xml:space="preserve">[1,1,1]</w:t>
       </w:r>
       <w:r>
-        <w:t xml:space="preserve">.</w:t>
+        <w:t xml:space="preserve">. The distance to the identical point in an adjacent box (e.g [-1.5,-1.5,-1.5]) should be [0, 0, 0].</w:t>
       </w:r>
     </w:p>
     <w:p>

--- a/templates/exercise-template-ex4.docx
+++ b/templates/exercise-template-ex4.docx
@@ -171,20 +171,7 @@
         </w:r>
       </w:hyperlink>
       <w:r>
-        <w:t xml:space="preserve">).</w:t>
-      </w:r>
-      <w:r>
-        <w:t xml:space="preserve"> </w:t>
-      </w:r>
-      <w:r>
-        <w:rPr>
-          <w:b/>
-          <w:bCs/>
-        </w:rPr>
-        <w:t xml:space="preserve">Hint</w:t>
-      </w:r>
-      <w:r>
-        <w:t xml:space="preserve">: solve equation (</w:t>
+        <w:t xml:space="preserve">) using only equations (</w:t>
       </w:r>
       <w:hyperlink w:anchor="step1">
         <w:r>
@@ -195,51 +182,7 @@
         </w:r>
       </w:hyperlink>
       <w:r>
-        <w:t xml:space="preserve">) for</w:t>
-      </w:r>
-      <w:r>
-        <w:t xml:space="preserve"> </w:t>
-      </w:r>
-      <m:oMath>
-        <m:r>
-          <m:rPr>
-            <m:sty m:val="bi"/>
-          </m:rPr>
-          <m:t>r</m:t>
-        </m:r>
-        <m:r>
-          <m:rPr>
-            <m:sty m:val="p"/>
-          </m:rPr>
-          <m:t>(</m:t>
-        </m:r>
-        <m:r>
-          <m:t>t</m:t>
-        </m:r>
-        <m:r>
-          <m:rPr>
-            <m:sty m:val="p"/>
-          </m:rPr>
-          <m:t>−</m:t>
-        </m:r>
-        <m:r>
-          <m:rPr>
-            <m:sty m:val="p"/>
-          </m:rPr>
-          <m:t>Δ</m:t>
-        </m:r>
-        <m:r>
-          <m:t>t</m:t>
-        </m:r>
-        <m:r>
-          <m:rPr>
-            <m:sty m:val="p"/>
-          </m:rPr>
-          <m:t>)</m:t>
-        </m:r>
-      </m:oMath>
-      <w:r>
-        <w:t xml:space="preserve">, and use equations (</w:t>
+        <w:t xml:space="preserve">) and (</w:t>
       </w:r>
       <w:hyperlink w:anchor="step2">
         <w:r>
@@ -247,17 +190,6 @@
             <w:rStyle w:val="Hyperlink"/>
           </w:rPr>
           <w:t xml:space="preserve">[step2]</w:t>
-        </w:r>
-      </w:hyperlink>
-      <w:r>
-        <w:t xml:space="preserve">) and (</w:t>
-      </w:r>
-      <w:hyperlink w:anchor="step3">
-        <w:r>
-          <w:rPr>
-            <w:rStyle w:val="Hyperlink"/>
-          </w:rPr>
-          <w:t xml:space="preserve">[step3]</w:t>
         </w:r>
       </w:hyperlink>
       <w:r>
@@ -345,20 +277,7 @@
         </w:r>
       </w:hyperlink>
       <w:r>
-        <w:t xml:space="preserve">).</w:t>
-      </w:r>
-      <w:r>
-        <w:t xml:space="preserve"> </w:t>
-      </w:r>
-      <w:r>
-        <w:rPr>
-          <w:b/>
-          <w:bCs/>
-        </w:rPr>
-        <w:t xml:space="preserve">Hint</w:t>
-      </w:r>
-      <w:r>
-        <w:t xml:space="preserve">: recast equations (</w:t>
+        <w:t xml:space="preserve">), starting from equation (</w:t>
       </w:r>
       <w:hyperlink w:anchor="step1">
         <w:r>
@@ -369,18 +288,7 @@
         </w:r>
       </w:hyperlink>
       <w:r>
-        <w:t xml:space="preserve">) and (</w:t>
-      </w:r>
-      <w:hyperlink w:anchor="step2">
-        <w:r>
-          <w:rPr>
-            <w:rStyle w:val="Hyperlink"/>
-          </w:rPr>
-          <w:t xml:space="preserve">[step2]</w:t>
-        </w:r>
-      </w:hyperlink>
-      <w:r>
-        <w:t xml:space="preserve">) to a timestep</w:t>
+        <w:t xml:space="preserve">) with a timestep</w:t>
       </w:r>
       <w:r>
         <w:t xml:space="preserve"> </w:t>
@@ -400,7 +308,18 @@
         <w:t xml:space="preserve"> </w:t>
       </w:r>
       <w:r>
-        <w:t xml:space="preserve">in the future, and use the result obtained above.</w:t>
+        <w:t xml:space="preserve">in the future. Make use of and equation (</w:t>
+      </w:r>
+      <w:hyperlink w:anchor="step2">
+        <w:r>
+          <w:rPr>
+            <w:rStyle w:val="Hyperlink"/>
+          </w:rPr>
+          <w:t xml:space="preserve">[step2]</w:t>
+        </w:r>
+      </w:hyperlink>
+      <w:r>
+        <w:t xml:space="preserve">) to derive the final expression.</w:t>
       </w:r>
     </w:p>
     <w:p>
@@ -706,7 +625,7 @@
         <w:br/>
       </w:r>
       <w:r>
-        <w:t xml:space="preserve">What do you observe during the trajectory? Try to relate what you see with the parameters set for the simulation (i.e. simulation length, time step, temperature). Explain the changes, if any, you observe in the simulation if you change one or two of those parameters (note: you will need to delete your traj.pdb</w:t>
+        <w:t xml:space="preserve">What do you observe during the trajectory? Try to relate what you see with the parameters set for the simulation (i.e. simulation length, time step, temperature). Explain the changes, if any, you observe in the simulation if you change one or two of those parameters (note: rename your traj.pdb file if you want to keep your previous run).</w:t>
       </w:r>
     </w:p>
     <w:p>

--- a/templates/exercise-template-ex4.docx
+++ b/templates/exercise-template-ex4.docx
@@ -173,23 +173,23 @@
       <w:r>
         <w:t xml:space="preserve">) using only equations (</w:t>
       </w:r>
+      <w:hyperlink w:anchor="step2">
+        <w:r>
+          <w:rPr>
+            <w:rStyle w:val="Hyperlink"/>
+          </w:rPr>
+          <w:t xml:space="preserve">[step2]</w:t>
+        </w:r>
+      </w:hyperlink>
+      <w:r>
+        <w:t xml:space="preserve">) and (</w:t>
+      </w:r>
       <w:hyperlink w:anchor="step1">
         <w:r>
           <w:rPr>
             <w:rStyle w:val="Hyperlink"/>
           </w:rPr>
           <w:t xml:space="preserve">[step1]</w:t>
-        </w:r>
-      </w:hyperlink>
-      <w:r>
-        <w:t xml:space="preserve">) and (</w:t>
-      </w:r>
-      <w:hyperlink w:anchor="step2">
-        <w:r>
-          <w:rPr>
-            <w:rStyle w:val="Hyperlink"/>
-          </w:rPr>
-          <w:t xml:space="preserve">[step2]</w:t>
         </w:r>
       </w:hyperlink>
       <w:r>
@@ -288,27 +288,7 @@
         </w:r>
       </w:hyperlink>
       <w:r>
-        <w:t xml:space="preserve">) with a timestep</w:t>
-      </w:r>
-      <w:r>
-        <w:t xml:space="preserve"> </w:t>
-      </w:r>
-      <m:oMath>
-        <m:r>
-          <m:rPr>
-            <m:sty m:val="p"/>
-          </m:rPr>
-          <m:t>Δ</m:t>
-        </m:r>
-        <m:r>
-          <m:t>t</m:t>
-        </m:r>
-      </m:oMath>
-      <w:r>
-        <w:t xml:space="preserve"> </w:t>
-      </w:r>
-      <w:r>
-        <w:t xml:space="preserve">in the future. Make use of and equation (</w:t>
+        <w:t xml:space="preserve">). Make use of equation (</w:t>
       </w:r>
       <w:hyperlink w:anchor="step2">
         <w:r>

--- a/templates/exercise-template-ex4.docx
+++ b/templates/exercise-template-ex4.docx
@@ -325,7 +325,7 @@
         <w:br/>
       </w:r>
       <w:r>
-        <w:t xml:space="preserve">How does an MD program work? Describe schematically (either describe steps in words thoroughly and/or provide an annotated sketch of the steps) what are the main steps to perform a molecular dynamics simulation from start to finish. Point out the main</w:t>
+        <w:t xml:space="preserve">How does an MD program work? Describe schematically (either describe steps in words thoroughly and/or provide an annotated sketch of the steps). What are the main steps to perform a molecular dynamics simulation from start to finish? Point out the main</w:t>
       </w:r>
       <w:r>
         <w:t xml:space="preserve"> </w:t>
@@ -471,7 +471,7 @@
         <w:t xml:space="preserve"> </w:t>
       </w:r>
       <w:r>
-        <w:t xml:space="preserve">and three points the elementwise distances between point</w:t>
+        <w:t xml:space="preserve">the elementwise distances between point</w:t>
       </w:r>
       <w:r>
         <w:t xml:space="preserve"> </w:t>
@@ -513,7 +513,7 @@
         <w:t xml:space="preserve">[1.5,1.5,1.5]</w:t>
       </w:r>
       <w:r>
-        <w:t xml:space="preserve">. The distance should be</w:t>
+        <w:t xml:space="preserve">. Furthermore, the distance should be</w:t>
       </w:r>
       <w:r>
         <w:t xml:space="preserve"> </w:t>

--- a/templates/exercise-template-ex4.docx
+++ b/templates/exercise-template-ex4.docx
@@ -357,7 +357,7 @@
         <w:br/>
       </w:r>
       <w:r>
-        <w:t xml:space="preserve">Implement the velocity verlet algorithm in the Toy MD program (</w:t>
+        <w:t xml:space="preserve">Implement the velocity-Verlet algorithm in the Toy MD program (</w:t>
       </w:r>
       <w:r>
         <w:rPr>
@@ -513,7 +513,10 @@
         <w:t xml:space="preserve">[1.5,1.5,1.5]</w:t>
       </w:r>
       <w:r>
-        <w:t xml:space="preserve">. Furthermore, the distance should be</w:t>
+        <w:t xml:space="preserve"> </w:t>
+      </w:r>
+      <w:r>
+        <w:t xml:space="preserve">and this distance should be</w:t>
       </w:r>
       <w:r>
         <w:t xml:space="preserve"> </w:t>
@@ -525,7 +528,7 @@
         <w:t xml:space="preserve">[1,1,1]</w:t>
       </w:r>
       <w:r>
-        <w:t xml:space="preserve">. The distance to the identical point in an adjacent box (e.g [-1.5,-1.5,-1.5]) should be [0, 0, 0].</w:t>
+        <w:t xml:space="preserve">. Furthermore, the distance to the identical point in an adjacent box (e.g [-1.5,-1.5,-1.5]) should be [0, 0, 0].</w:t>
       </w:r>
     </w:p>
     <w:p>

--- a/templates/exercise-template-ex4.docx
+++ b/templates/exercise-template-ex4.docx
@@ -325,7 +325,7 @@
         <w:br/>
       </w:r>
       <w:r>
-        <w:t xml:space="preserve">How does an MD program work? Describe schematically (either describe steps in words thoroughly and/or provide an annotated sketch of the steps). What are the main steps to perform a molecular dynamics simulation from start to finish? Point out the main</w:t>
+        <w:t xml:space="preserve">How does an MD program work? Describe schematically (either describe steps in words thoroughly and/or provide an annotated sketch of the steps). What are the main steps and main parameters to perform a molecular dynamics simulation from start to finish? Point out the main</w:t>
       </w:r>
       <w:r>
         <w:t xml:space="preserve"> </w:t>
@@ -528,7 +528,31 @@
         <w:t xml:space="preserve">[1,1,1]</w:t>
       </w:r>
       <w:r>
-        <w:t xml:space="preserve">. Furthermore, the distance to the identical point in an adjacent box (e.g [-1.5,-1.5,-1.5]) should be [0, 0, 0].</w:t>
+        <w:t xml:space="preserve">. Furthermore, the distance to the identical point in an adjacent box (e.g</w:t>
+      </w:r>
+      <w:r>
+        <w:t xml:space="preserve"> </w:t>
+      </w:r>
+      <w:r>
+        <w:rPr>
+          <w:rStyle w:val="VerbatimChar"/>
+        </w:rPr>
+        <w:t xml:space="preserve">[-1.5,-1.5,-1.5]</w:t>
+      </w:r>
+      <w:r>
+        <w:t xml:space="preserve">) should be</w:t>
+      </w:r>
+      <w:r>
+        <w:t xml:space="preserve"> </w:t>
+      </w:r>
+      <w:r>
+        <w:rPr>
+          <w:rStyle w:val="VerbatimChar"/>
+        </w:rPr>
+        <w:t xml:space="preserve">[0, 0, 0]</w:t>
+      </w:r>
+      <w:r>
+        <w:t xml:space="preserve">.</w:t>
       </w:r>
     </w:p>
     <w:p>

--- a/templates/exercise-template-ex4.docx
+++ b/templates/exercise-template-ex4.docx
@@ -325,13 +325,13 @@
         <w:br/>
       </w:r>
       <w:r>
-        <w:t xml:space="preserve">How does an MD program work? Describe schematically (either describe steps in words thoroughly and/or provide an annotated sketch of the steps). What are the main steps and main parameters to perform a molecular dynamics simulation from start to finish? Point out the main</w:t>
-      </w:r>
-      <w:r>
-        <w:t xml:space="preserve"> </w:t>
-      </w:r>
-      <w:r>
-        <w:t xml:space="preserve">differences between your scheme and Monte Carlo methods.</w:t>
+        <w:t xml:space="preserve">How does an MD program work? Describe schematically (either describe steps in words thoroughly and/or provide an annotated sketch of the steps). What are the main steps and main parameters/inputs to perform a molecular dynamics simulation from start to finish? Point out the main</w:t>
+      </w:r>
+      <w:r>
+        <w:t xml:space="preserve"> </w:t>
+      </w:r>
+      <w:r>
+        <w:t xml:space="preserve">difference(s) between your scheme and Monte Carlo methods.</w:t>
       </w:r>
     </w:p>
     <w:p>
@@ -578,7 +578,7 @@
         <w:br/>
       </w:r>
       <w:r>
-        <w:t xml:space="preserve">What ensemble does the code in the ToyMD program sample in? Which of the quantities linear momentum</w:t>
+        <w:t xml:space="preserve">What ensemble does the code in the ToyMD program sample in and what indicates it to you? Which of the quantities linear momentum</w:t>
       </w:r>
       <w:r>
         <w:t xml:space="preserve"> </w:t>
@@ -606,7 +606,7 @@
         <w:t xml:space="preserve"> </w:t>
       </w:r>
       <w:r>
-        <w:t xml:space="preserve">are conserved when running with and without periodic boundary conditions?</w:t>
+        <w:t xml:space="preserve">are conserved when running with periodic boundary conditions?</w:t>
       </w:r>
     </w:p>
     <w:p>
